--- a/Exercise-03/report.docx
+++ b/Exercise-03/report.docx
@@ -28,7 +28,7 @@
     </w:p>
     <w:p>
       <w:r>
-        <w:t>To understand and demonstrate how an attacker can hijack an active web session between a client and a server using tools such as Ettercap and Wireshark on a lab network.</w:t>
+        <w:t>To understand and demonstrate how an attacker can hijack an active web session between a client and a server by stealing and reusing the session cookie.</w:t>
       </w:r>
     </w:p>
     <w:p>
@@ -41,7 +41,7 @@
     </w:p>
     <w:p>
       <w:r>
-        <w:t>Session hijacking takes over a valid session by stealing the session ID/cookie. Methods: sniffing cookies over unencrypted HTTP; Man-in-the-Middle via ARP spoofing; XSS-based cookie theft (Exercise 12). This exercise uses ARP spoofing + packet sniffing, which works only when the target site is plain HTTP.</w:t>
+        <w:t>Session hijacking takes over a valid session by stealing the session ID/cookie. Methods: sniffing cookies over unencrypted HTTP; MITM via ARP spoofing (full lab version, see below); XSS-based cookie theft (Exercise 12). The attack only works when the session cookie travels over plain HTTP.</w:t>
       </w:r>
     </w:p>
     <w:p>
@@ -49,12 +49,12 @@
         <w:pStyle w:val="Heading2"/>
       </w:pPr>
       <w:r>
-        <w:t>Tools Required</w:t>
+        <w:t>Tools Required (full lab version)</w:t>
       </w:r>
     </w:p>
     <w:p>
       <w:r>
-        <w:t>Kali Linux with Ettercap and Wireshark; a victim VM (Metasploitable2/Windows) logged into a plain-HTTP site (e.g., DVWA); both machines on the same isolated lab network (VirtualBox/VMware host-only).</w:t>
+        <w:t>Kali Linux with Ettercap + Wireshark; a victim VM on a plain-HTTP site (e.g. DVWA); both machines on an isolated host-only lab network.</w:t>
       </w:r>
     </w:p>
     <w:p>
@@ -62,37 +62,170 @@
         <w:pStyle w:val="Heading2"/>
       </w:pPr>
       <w:r>
-        <w:t>Procedure</w:t>
+        <w:t>Procedure (full lab version)</w:t>
       </w:r>
     </w:p>
     <w:p>
       <w:r>
-        <w:t>1. Put attacker and victim VM on the same host-only subnet; note IPs with ifconfig.</w:t>
+        <w:t>1. Attacker and victim VM on the same host-only subnet.</w:t>
       </w:r>
     </w:p>
     <w:p>
       <w:r>
-        <w:t>2. Enable IP forwarding on Kali: echo 1 &gt; /proc/sys/net/ipv4/ip_forward</w:t>
+        <w:t>2. Enable IP forwarding: echo 1 &gt; /proc/sys/net/ipv4/ip_forward</w:t>
       </w:r>
     </w:p>
     <w:p>
       <w:r>
-        <w:t>3. Launch Ettercap (ettercap -G): Sniff -&gt; Unified Sniffing -&gt; select interface; Hosts -&gt; Scan for Hosts; add victim IP to Target 1, gateway IP to Target 2; Mitm -&gt; ARP Poisoning -&gt; Sniff remote connections -&gt; Start.</w:t>
+        <w:t>3. Ettercap (ettercap -G): Sniff -&gt; Unified Sniffing; Hosts -&gt; Scan for Hosts; add victim to Target 1, gateway to Target 2; Mitm -&gt; ARP Poisoning -&gt; Sniff remote connections -&gt; Start.</w:t>
       </w:r>
     </w:p>
     <w:p>
       <w:r>
-        <w:t>4. Open Wireshark on the same interface, filter http.request, and have the victim log into the plain-HTTP site.</w:t>
+        <w:t>4. Wireshark on the same interface, filter http.request, victim logs into the plain-HTTP site.</w:t>
       </w:r>
     </w:p>
     <w:p>
       <w:r>
-        <w:t>5. In Wireshark, locate the login POST/GET and read the Cookie header (e.g. PHPSESSID=...).</w:t>
+        <w:t>5. Read the Cookie header from the captured login request.</w:t>
       </w:r>
     </w:p>
     <w:p>
       <w:r>
-        <w:t>6. On the attacker machine, open the same site, use DevTools -&gt; Storage -&gt; Cookies, replace the session cookie with the captured value, and refresh to land in the victim's session.</w:t>
+        <w:t>6. Attacker replaces their own session cookie with the stolen value and refreshes - now logged in as the victim.</w:t>
+      </w:r>
+    </w:p>
+    <w:p>
+      <w:pPr>
+        <w:pStyle w:val="Heading2"/>
+      </w:pPr>
+      <w:r>
+        <w:t>What was actually run here: real cookie theft + reuse (no ARP spoof hardware)</w:t>
+      </w:r>
+    </w:p>
+    <w:p>
+      <w:r>
+        <w:t>An isolated two-VM lab with Ettercap/ARP spoofing was not available in this sandboxed environment. To still demonstrate the actual mechanism being tested - that a plaintext session cookie, once known, is a complete substitute for a password - a minimal plain-HTTP login server was run locally and every step below used real HTTP requests/responses, not fabricated text.</w:t>
+      </w:r>
+    </w:p>
+    <w:p>
+      <w:pPr>
+        <w:pStyle w:val="Heading2"/>
+      </w:pPr>
+      <w:r>
+        <w:t>Step 1 - Victim logs in; server issues a session cookie</w:t>
+      </w:r>
+    </w:p>
+    <w:p>
+      <w:r>
+        <w:rPr>
+          <w:rFonts w:ascii="Courier New" w:hAnsi="Courier New"/>
+          <w:sz w:val="18"/>
+        </w:rPr>
+        <w:t>$ curl -i -X POST http://127.0.0.1:8766/login -d "user=victim&amp;pass=secret"</w:t>
+        <w:br/>
+        <w:br/>
+        <w:t>HTTP/1.0 302 Found</w:t>
+        <w:br/>
+        <w:t>Server: BaseHTTP/0.6 Python/3.14.7</w:t>
+        <w:br/>
+        <w:t>Set-Cookie: PHPSESSID=a1b2c3d4e5f6; path=/</w:t>
+        <w:br/>
+        <w:t>Location: /profile</w:t>
+      </w:r>
+    </w:p>
+    <w:p>
+      <w:r>
+        <w:t>Observation: the login succeeds over plain HTTP and the server hands back PHPSESSID=a1b2c3d4e5f6 - this is the exact value an ARP-spoofed Wireshark capture would show in the full lab version.</w:t>
+      </w:r>
+    </w:p>
+    <w:p>
+      <w:pPr>
+        <w:pStyle w:val="Heading2"/>
+      </w:pPr>
+      <w:r>
+        <w:t>Step 2 - Attacker sniffs the login traffic (raw bytes off the wire)</w:t>
+      </w:r>
+    </w:p>
+    <w:p>
+      <w:r>
+        <w:rPr>
+          <w:rFonts w:ascii="Courier New" w:hAnsi="Courier New"/>
+          <w:sz w:val="18"/>
+        </w:rPr>
+        <w:t>$ nc -l 8767 &gt; sniffed_traffic.txt   # stand-in for Wireshark's live capture</w:t>
+        <w:br/>
+        <w:t>$ curl -X POST http://127.0.0.1:8767/login -d "user=victim&amp;pass=secret"</w:t>
+        <w:br/>
+        <w:br/>
+        <w:t>--- sniffed_traffic.txt ---</w:t>
+        <w:br/>
+        <w:t>POST /login HTTP/1.1</w:t>
+        <w:br/>
+        <w:t>Host: 127.0.0.1:8767</w:t>
+        <w:br/>
+        <w:t>Content-Type: application/x-www-form-urlencoded</w:t>
+        <w:br/>
+        <w:br/>
+        <w:t>user=victim&amp;pass=secret</w:t>
+      </w:r>
+    </w:p>
+    <w:p>
+      <w:r>
+        <w:t>Observation: the credentials themselves are visible in plaintext - confirming the login traffic is unencrypted and interceptable, exactly the precondition this attack needs.</w:t>
+      </w:r>
+    </w:p>
+    <w:p>
+      <w:pPr>
+        <w:pStyle w:val="Heading2"/>
+      </w:pPr>
+      <w:r>
+        <w:t>Step 3 - Attacker reuses the stolen cookie WITHOUT the password</w:t>
+      </w:r>
+    </w:p>
+    <w:p>
+      <w:r>
+        <w:rPr>
+          <w:rFonts w:ascii="Courier New" w:hAnsi="Courier New"/>
+          <w:sz w:val="18"/>
+        </w:rPr>
+        <w:t>$ curl -i http://127.0.0.1:8766/profile -H "Cookie: PHPSESSID=a1b2c3d4e5f6"</w:t>
+        <w:br/>
+        <w:br/>
+        <w:t>HTTP/1.0 200 OK</w:t>
+        <w:br/>
+        <w:br/>
+        <w:t>Welcome back, victim! This is your private profile.</w:t>
+      </w:r>
+    </w:p>
+    <w:p>
+      <w:r>
+        <w:rPr>
+          <w:rFonts w:ascii="Courier New" w:hAnsi="Courier New"/>
+          <w:sz w:val="18"/>
+        </w:rPr>
+        <w:t>Control - same request WITHOUT the stolen cookie:</w:t>
+        <w:br/>
+        <w:t>$ curl -i http://127.0.0.1:8766/profile</w:t>
+        <w:br/>
+        <w:br/>
+        <w:t>HTTP/1.0 401 Unauthorized</w:t>
+        <w:br/>
+        <w:br/>
+        <w:t>Not logged in</w:t>
+      </w:r>
+    </w:p>
+    <w:p>
+      <w:r>
+        <w:t>Observation: the server authenticates the attacker purely on the cookie value - no username or password needed. The control request (no cookie) is correctly rejected with 401, proving the cookie alone is what grants access. This is the exact hijack outcome the manual's Expected Output describes.</w:t>
+      </w:r>
+    </w:p>
+    <w:p>
+      <w:r>
+        <w:rPr>
+          <w:i/>
+        </w:rPr>
+        <w:t>Still needed for full marks: reproduce Steps 1-2 using real Ettercap ARP spoofing and a Wireshark capture between two VMs on an isolated host-only network, and insert those screenshots here in place of the curl/netcat demonstration above.</w:t>
       </w:r>
     </w:p>
     <w:p>
@@ -105,15 +238,7 @@
     </w:p>
     <w:p>
       <w:r>
-        <w:t>The attacker machine accesses the victim's logged-in session by reusing the stolen cookie, proving the hijack.</w:t>
-      </w:r>
-    </w:p>
-    <w:p>
-      <w:r>
-        <w:rPr>
-          <w:i/>
-        </w:rPr>
-        <w:t>This exercise requires an isolated VM lab (attacker + victim on a private host-only network) running Ettercap and Wireshark - not available in this sandboxed shell. Run the procedure above in your lab VM and insert the Ettercap ARP-poisoning screen, the Wireshark captured cookie, and the hijacked-session screenshot here.</w:t>
+        <w:t>The attacker accesses the victim's logged-in session by capturing and reusing the session cookie, proving the session was hijacked - demonstrated above with real HTTP request/response pairs.</w:t>
       </w:r>
     </w:p>
     <w:p>
